--- a/phase wise documents/Requirement Analysis(3)/DataFlow Diagram.docx
+++ b/phase wise documents/Requirement Analysis(3)/DataFlow Diagram.docx
@@ -127,7 +127,7 @@
                 <w:rFonts w:ascii="Arial" w:cs="Arial" w:eastAsia="Arial" w:hAnsi="Arial"/>
                 <w:rtl w:val="0"/>
               </w:rPr>
-              <w:t xml:space="preserve">26-05-2025</w:t>
+              <w:t xml:space="preserve">11-10-2026</w:t>
             </w:r>
           </w:p>
         </w:tc>
@@ -159,13 +159,20 @@
           <w:p>
             <w:pPr>
               <w:rPr>
-                <w:rFonts w:ascii="Arial" w:cs="Arial" w:eastAsia="Arial" w:hAnsi="Arial"/>
-              </w:rPr>
-            </w:pPr>
-            <w:r>
-              <w:rPr>
-                <w:rtl w:val="0"/>
-              </w:rPr>
+                <w:rFonts w:ascii="Calibri" w:cs="Calibri" w:eastAsia="Calibri" w:hAnsi="Calibri"/>
+                <w:b w:val="1"/>
+                <w:sz w:val="22"/>
+                <w:szCs w:val="22"/>
+              </w:rPr>
+            </w:pPr>
+            <w:r>
+              <w:rPr>
+                <w:rFonts w:ascii="Calibri" w:cs="Calibri" w:eastAsia="Calibri" w:hAnsi="Calibri"/>
+                <w:b w:val="1"/>
+                <w:sz w:val="22"/>
+                <w:szCs w:val="22"/>
+              </w:rPr>
+              <w:t xml:space="preserve">SWUID2026235621</w:t>
             </w:r>
           </w:p>
         </w:tc>
@@ -197,15 +204,20 @@
           <w:p>
             <w:pPr>
               <w:rPr>
-                <w:rFonts w:ascii="Arial" w:cs="Arial" w:eastAsia="Arial" w:hAnsi="Arial"/>
-              </w:rPr>
-            </w:pPr>
-            <w:r>
-              <w:rPr>
-                <w:rFonts w:ascii="Arial" w:cs="Arial" w:eastAsia="Arial" w:hAnsi="Arial"/>
-                <w:rtl w:val="0"/>
-              </w:rPr>
-              <w:t xml:space="preserve">Freelance Finder</w:t>
+                <w:rFonts w:ascii="Calibri" w:cs="Calibri" w:eastAsia="Calibri" w:hAnsi="Calibri"/>
+                <w:b w:val="1"/>
+                <w:sz w:val="22"/>
+                <w:szCs w:val="22"/>
+              </w:rPr>
+            </w:pPr>
+            <w:r>
+              <w:rPr>
+                <w:rFonts w:ascii="Calibri" w:cs="Calibri" w:eastAsia="Calibri" w:hAnsi="Calibri"/>
+                <w:b w:val="1"/>
+                <w:sz w:val="22"/>
+                <w:szCs w:val="22"/>
+              </w:rPr>
+              <w:t xml:space="preserve">iMovies - Cinema Booking Platform</w:t>
             </w:r>
           </w:p>
         </w:tc>
@@ -310,7 +322,7 @@
           <w:rFonts w:ascii="Arial" w:cs="Arial" w:eastAsia="Arial" w:hAnsi="Arial"/>
           <w:rtl w:val="0"/>
         </w:rPr>
-        <w:t xml:space="preserve"> illustrates how data moves within the Freelance Finder platform. It captures how users (freelancers and clients) interact with the system, how information flows between different components, and where the data is stored.</w:t>
+        <w:t xml:space="preserve"> illustrates how data moves within the iMovies - Cinema Booking Platform platform. It captures how users (moviegoers and cinema administrators) interact with the system, how information flows between different components, and where the data is stored.</w:t>
       </w:r>
       <w:r>
         <mc:AlternateContent>
@@ -587,7 +599,7 @@
           <w:bCs w:val="1"/>
           <w:rtl w:val="0"/>
         </w:rPr>
-        <w:t xml:space="preserve">User Story Table – Freelance Finder</w:t>
+        <w:t xml:space="preserve">User Story Table – iMovies Cinema Booking Platform</w:t>
       </w:r>
     </w:p>
     <w:tbl>
@@ -783,7 +795,7 @@
                 <w:bCs w:val="1"/>
                 <w:rtl w:val="0"/>
               </w:rPr>
-              <w:t xml:space="preserve">Client</w:t>
+              <w:t xml:space="preserve">Moviegoer</w:t>
             </w:r>
             <w:r>
               <w:rPr>
@@ -938,7 +950,7 @@
                       <w:rFonts w:ascii="Arial" w:cs="Arial" w:eastAsia="Arial" w:hAnsi="Arial"/>
                       <w:rtl w:val="0"/>
                     </w:rPr>
-                    <w:t xml:space="preserve">Job Posting</w:t>
+                    <w:t xml:space="preserve">Movie Discovery</w:t>
                   </w:r>
                 </w:p>
               </w:tc>
@@ -972,25 +984,25 @@
                 <w:rFonts w:ascii="Arial" w:cs="Arial" w:eastAsia="Arial" w:hAnsi="Arial"/>
                 <w:rtl w:val="0"/>
               </w:rPr>
-              <w:t xml:space="preserve">As a client, I can post a new freelance job.</w:t>
-            </w:r>
-          </w:p>
-        </w:tc>
-        <w:tc>
-          <w:tcPr/>
-          <w:p>
-            <w:pPr>
-              <w:spacing w:after="160" w:line="259" w:lineRule="auto"/>
-              <w:rPr>
-                <w:rFonts w:ascii="Arial" w:cs="Arial" w:eastAsia="Arial" w:hAnsi="Arial"/>
-              </w:rPr>
-            </w:pPr>
-            <w:r>
-              <w:rPr>
-                <w:rFonts w:ascii="Arial" w:cs="Arial" w:eastAsia="Arial" w:hAnsi="Arial"/>
-                <w:rtl w:val="0"/>
-              </w:rPr>
-              <w:t xml:space="preserve">Job appears on homepage and my dashboard.</w:t>
+              <w:t xml:space="preserve">As a moviegoer, I can browse movies and filter by city, genre, and language.</w:t>
+            </w:r>
+          </w:p>
+        </w:tc>
+        <w:tc>
+          <w:tcPr/>
+          <w:p>
+            <w:pPr>
+              <w:spacing w:after="160" w:line="259" w:lineRule="auto"/>
+              <w:rPr>
+                <w:rFonts w:ascii="Arial" w:cs="Arial" w:eastAsia="Arial" w:hAnsi="Arial"/>
+              </w:rPr>
+            </w:pPr>
+            <w:r>
+              <w:rPr>
+                <w:rFonts w:ascii="Arial" w:cs="Arial" w:eastAsia="Arial" w:hAnsi="Arial"/>
+                <w:rtl w:val="0"/>
+              </w:rPr>
+              <w:t xml:space="preserve">Filtered movie releases update instantly on the homepage grid.</w:t>
             </w:r>
           </w:p>
         </w:tc>
@@ -1198,7 +1210,7 @@
                       <w:rFonts w:ascii="Arial" w:cs="Arial" w:eastAsia="Arial" w:hAnsi="Arial"/>
                       <w:rtl w:val="0"/>
                     </w:rPr>
-                    <w:t xml:space="preserve">Job Browsing</w:t>
+                    <w:t xml:space="preserve">Trailer Preview</w:t>
                   </w:r>
                 </w:p>
               </w:tc>
@@ -1232,77 +1244,77 @@
                 <w:rFonts w:ascii="Arial" w:cs="Arial" w:eastAsia="Arial" w:hAnsi="Arial"/>
                 <w:rtl w:val="0"/>
               </w:rPr>
-              <w:t xml:space="preserve">As a freelancer, I can browse and filter available job</w:t>
-            </w:r>
-          </w:p>
-          <w:p>
-            <w:pPr>
-              <w:spacing w:after="160" w:line="259" w:lineRule="auto"/>
-              <w:rPr>
-                <w:rFonts w:ascii="Arial" w:cs="Arial" w:eastAsia="Arial" w:hAnsi="Arial"/>
-              </w:rPr>
-            </w:pPr>
-            <w:r>
-              <w:rPr>
-                <w:rtl w:val="0"/>
-              </w:rPr>
-            </w:r>
-          </w:p>
-          <w:p>
-            <w:pPr>
-              <w:spacing w:after="160" w:line="259" w:lineRule="auto"/>
-              <w:rPr>
-                <w:rFonts w:ascii="Arial" w:cs="Arial" w:eastAsia="Arial" w:hAnsi="Arial"/>
-              </w:rPr>
-            </w:pPr>
-            <w:r>
-              <w:rPr>
-                <w:rtl w:val="0"/>
-              </w:rPr>
-            </w:r>
-          </w:p>
-          <w:p>
-            <w:pPr>
-              <w:spacing w:after="160" w:line="259" w:lineRule="auto"/>
-              <w:rPr>
-                <w:rFonts w:ascii="Arial" w:cs="Arial" w:eastAsia="Arial" w:hAnsi="Arial"/>
-              </w:rPr>
-            </w:pPr>
-            <w:r>
-              <w:rPr>
-                <w:rtl w:val="0"/>
-              </w:rPr>
-            </w:r>
-          </w:p>
-          <w:p>
-            <w:pPr>
-              <w:spacing w:after="160" w:line="259" w:lineRule="auto"/>
-              <w:rPr>
-                <w:rFonts w:ascii="Arial" w:cs="Arial" w:eastAsia="Arial" w:hAnsi="Arial"/>
-              </w:rPr>
-            </w:pPr>
-            <w:r>
-              <w:rPr>
-                <w:rtl w:val="0"/>
-              </w:rPr>
-            </w:r>
-          </w:p>
-        </w:tc>
-        <w:tc>
-          <w:tcPr/>
-          <w:p>
-            <w:pPr>
-              <w:spacing w:after="160" w:line="259" w:lineRule="auto"/>
-              <w:rPr>
-                <w:rFonts w:ascii="Arial" w:cs="Arial" w:eastAsia="Arial" w:hAnsi="Arial"/>
-              </w:rPr>
-            </w:pPr>
-            <w:r>
-              <w:rPr>
-                <w:rFonts w:ascii="Arial" w:cs="Arial" w:eastAsia="Arial" w:hAnsi="Arial"/>
-                <w:rtl w:val="0"/>
-              </w:rPr>
-              <w:t xml:space="preserve">Filter returns relevant results.</w:t>
+              <w:t xml:space="preserve">As a user, I can watch official YouTube movie trailers in an HD modal.</w:t>
+            </w:r>
+          </w:p>
+          <w:p>
+            <w:pPr>
+              <w:spacing w:after="160" w:line="259" w:lineRule="auto"/>
+              <w:rPr>
+                <w:rFonts w:ascii="Arial" w:cs="Arial" w:eastAsia="Arial" w:hAnsi="Arial"/>
+              </w:rPr>
+            </w:pPr>
+            <w:r>
+              <w:rPr>
+                <w:rtl w:val="0"/>
+              </w:rPr>
+            </w:r>
+          </w:p>
+          <w:p>
+            <w:pPr>
+              <w:spacing w:after="160" w:line="259" w:lineRule="auto"/>
+              <w:rPr>
+                <w:rFonts w:ascii="Arial" w:cs="Arial" w:eastAsia="Arial" w:hAnsi="Arial"/>
+              </w:rPr>
+            </w:pPr>
+            <w:r>
+              <w:rPr>
+                <w:rtl w:val="0"/>
+              </w:rPr>
+            </w:r>
+          </w:p>
+          <w:p>
+            <w:pPr>
+              <w:spacing w:after="160" w:line="259" w:lineRule="auto"/>
+              <w:rPr>
+                <w:rFonts w:ascii="Arial" w:cs="Arial" w:eastAsia="Arial" w:hAnsi="Arial"/>
+              </w:rPr>
+            </w:pPr>
+            <w:r>
+              <w:rPr>
+                <w:rtl w:val="0"/>
+              </w:rPr>
+            </w:r>
+          </w:p>
+          <w:p>
+            <w:pPr>
+              <w:spacing w:after="160" w:line="259" w:lineRule="auto"/>
+              <w:rPr>
+                <w:rFonts w:ascii="Arial" w:cs="Arial" w:eastAsia="Arial" w:hAnsi="Arial"/>
+              </w:rPr>
+            </w:pPr>
+            <w:r>
+              <w:rPr>
+                <w:rtl w:val="0"/>
+              </w:rPr>
+            </w:r>
+          </w:p>
+        </w:tc>
+        <w:tc>
+          <w:tcPr/>
+          <w:p>
+            <w:pPr>
+              <w:spacing w:after="160" w:line="259" w:lineRule="auto"/>
+              <w:rPr>
+                <w:rFonts w:ascii="Arial" w:cs="Arial" w:eastAsia="Arial" w:hAnsi="Arial"/>
+              </w:rPr>
+            </w:pPr>
+            <w:r>
+              <w:rPr>
+                <w:rFonts w:ascii="Arial" w:cs="Arial" w:eastAsia="Arial" w:hAnsi="Arial"/>
+                <w:rtl w:val="0"/>
+              </w:rPr>
+              <w:t xml:space="preserve">Video stream plays instantly without leaving the booking flow.</w:t>
             </w:r>
           </w:p>
         </w:tc>
@@ -1365,30 +1377,30 @@
                 <w:bCs w:val="1"/>
                 <w:rtl w:val="0"/>
               </w:rPr>
-              <w:t xml:space="preserve">Freelancer</w:t>
-            </w:r>
-            <w:r>
-              <w:rPr>
-                <w:rtl w:val="0"/>
-              </w:rPr>
-            </w:r>
-          </w:p>
-        </w:tc>
-        <w:tc>
-          <w:tcPr/>
-          <w:p>
-            <w:pPr>
-              <w:spacing w:after="160" w:line="259" w:lineRule="auto"/>
-              <w:rPr>
-                <w:rFonts w:ascii="Arial" w:cs="Arial" w:eastAsia="Arial" w:hAnsi="Arial"/>
-              </w:rPr>
-            </w:pPr>
-            <w:r>
-              <w:rPr>
-                <w:rFonts w:ascii="Arial" w:cs="Arial" w:eastAsia="Arial" w:hAnsi="Arial"/>
-                <w:rtl w:val="0"/>
-              </w:rPr>
-              <w:t xml:space="preserve">Job Application</w:t>
+              <w:t xml:space="preserve">Moviegoer</w:t>
+            </w:r>
+            <w:r>
+              <w:rPr>
+                <w:rtl w:val="0"/>
+              </w:rPr>
+            </w:r>
+          </w:p>
+        </w:tc>
+        <w:tc>
+          <w:tcPr/>
+          <w:p>
+            <w:pPr>
+              <w:spacing w:after="160" w:line="259" w:lineRule="auto"/>
+              <w:rPr>
+                <w:rFonts w:ascii="Arial" w:cs="Arial" w:eastAsia="Arial" w:hAnsi="Arial"/>
+              </w:rPr>
+            </w:pPr>
+            <w:r>
+              <w:rPr>
+                <w:rFonts w:ascii="Arial" w:cs="Arial" w:eastAsia="Arial" w:hAnsi="Arial"/>
+                <w:rtl w:val="0"/>
+              </w:rPr>
+              <w:t xml:space="preserve">AI Recommendations</w:t>
             </w:r>
           </w:p>
         </w:tc>
@@ -1464,7 +1476,7 @@
                       <w:rFonts w:ascii="Arial" w:cs="Arial" w:eastAsia="Arial" w:hAnsi="Arial"/>
                       <w:rtl w:val="0"/>
                     </w:rPr>
-                    <w:t xml:space="preserve">As a freelancer, I can apply to a job with a proposal.</w:t>
+                    <w:t xml:space="preserve">As a user, I can ask the AI Cinema Oracle for personalized recommendations.</w:t>
                   </w:r>
                 </w:p>
               </w:tc>
@@ -1498,7 +1510,7 @@
                 <w:rFonts w:ascii="Arial" w:cs="Arial" w:eastAsia="Arial" w:hAnsi="Arial"/>
                 <w:rtl w:val="0"/>
               </w:rPr>
-              <w:t xml:space="preserve">Application visible to client.</w:t>
+              <w:t xml:space="preserve">Intelligent mood-matched movie recommendations are displayed.</w:t>
             </w:r>
           </w:p>
         </w:tc>
@@ -1580,43 +1592,43 @@
                 <w:rFonts w:ascii="Arial" w:cs="Arial" w:eastAsia="Arial" w:hAnsi="Arial"/>
                 <w:rtl w:val="0"/>
               </w:rPr>
-              <w:t xml:space="preserve">Messaging</w:t>
-            </w:r>
-          </w:p>
-        </w:tc>
-        <w:tc>
-          <w:tcPr/>
-          <w:p>
-            <w:pPr>
-              <w:spacing w:after="160" w:line="259" w:lineRule="auto"/>
-              <w:rPr>
-                <w:rFonts w:ascii="Arial" w:cs="Arial" w:eastAsia="Arial" w:hAnsi="Arial"/>
-              </w:rPr>
-            </w:pPr>
-            <w:r>
-              <w:rPr>
-                <w:rFonts w:ascii="Arial" w:cs="Arial" w:eastAsia="Arial" w:hAnsi="Arial"/>
-                <w:rtl w:val="0"/>
-              </w:rPr>
-              <w:t xml:space="preserve">As a user, I can chat with the other party in real-time.</w:t>
-            </w:r>
-          </w:p>
-        </w:tc>
-        <w:tc>
-          <w:tcPr/>
-          <w:p>
-            <w:pPr>
-              <w:spacing w:after="160" w:line="259" w:lineRule="auto"/>
-              <w:rPr>
-                <w:rFonts w:ascii="Arial" w:cs="Arial" w:eastAsia="Arial" w:hAnsi="Arial"/>
-              </w:rPr>
-            </w:pPr>
-            <w:r>
-              <w:rPr>
-                <w:rFonts w:ascii="Arial" w:cs="Arial" w:eastAsia="Arial" w:hAnsi="Arial"/>
-                <w:rtl w:val="0"/>
-              </w:rPr>
-              <w:t xml:space="preserve">Messages appear instantly.</w:t>
+              <w:t xml:space="preserve">Real-Time Seat Locking</w:t>
+            </w:r>
+          </w:p>
+        </w:tc>
+        <w:tc>
+          <w:tcPr/>
+          <w:p>
+            <w:pPr>
+              <w:spacing w:after="160" w:line="259" w:lineRule="auto"/>
+              <w:rPr>
+                <w:rFonts w:ascii="Arial" w:cs="Arial" w:eastAsia="Arial" w:hAnsi="Arial"/>
+              </w:rPr>
+            </w:pPr>
+            <w:r>
+              <w:rPr>
+                <w:rFonts w:ascii="Arial" w:cs="Arial" w:eastAsia="Arial" w:hAnsi="Arial"/>
+                <w:rtl w:val="0"/>
+              </w:rPr>
+              <w:t xml:space="preserve">As a user, I can select seats with live WebSocket status updates.</w:t>
+            </w:r>
+          </w:p>
+        </w:tc>
+        <w:tc>
+          <w:tcPr/>
+          <w:p>
+            <w:pPr>
+              <w:spacing w:after="160" w:line="259" w:lineRule="auto"/>
+              <w:rPr>
+                <w:rFonts w:ascii="Arial" w:cs="Arial" w:eastAsia="Arial" w:hAnsi="Arial"/>
+              </w:rPr>
+            </w:pPr>
+            <w:r>
+              <w:rPr>
+                <w:rFonts w:ascii="Arial" w:cs="Arial" w:eastAsia="Arial" w:hAnsi="Arial"/>
+                <w:rtl w:val="0"/>
+              </w:rPr>
+              <w:t xml:space="preserve">Seats lock in real-time, preventing concurrent double-booking.</w:t>
             </w:r>
           </w:p>
         </w:tc>
@@ -1678,66 +1690,66 @@
                 <w:bCs w:val="1"/>
                 <w:rtl w:val="0"/>
               </w:rPr>
-              <w:t xml:space="preserve">Freelancer</w:t>
-            </w:r>
-            <w:r>
-              <w:rPr>
-                <w:rtl w:val="0"/>
-              </w:rPr>
-            </w:r>
-          </w:p>
-        </w:tc>
-        <w:tc>
-          <w:tcPr/>
-          <w:p>
-            <w:pPr>
-              <w:spacing w:after="160" w:line="259" w:lineRule="auto"/>
-              <w:rPr>
-                <w:rFonts w:ascii="Arial" w:cs="Arial" w:eastAsia="Arial" w:hAnsi="Arial"/>
-              </w:rPr>
-            </w:pPr>
-            <w:r>
-              <w:rPr>
-                <w:rFonts w:ascii="Arial" w:cs="Arial" w:eastAsia="Arial" w:hAnsi="Arial"/>
-                <w:rtl w:val="0"/>
-              </w:rPr>
-              <w:t xml:space="preserve">Profile Management</w:t>
-            </w:r>
-          </w:p>
-        </w:tc>
-        <w:tc>
-          <w:tcPr/>
-          <w:p>
-            <w:pPr>
-              <w:spacing w:after="160" w:line="259" w:lineRule="auto"/>
-              <w:rPr>
-                <w:rFonts w:ascii="Arial" w:cs="Arial" w:eastAsia="Arial" w:hAnsi="Arial"/>
-              </w:rPr>
-            </w:pPr>
-            <w:r>
-              <w:rPr>
-                <w:rFonts w:ascii="Arial" w:cs="Arial" w:eastAsia="Arial" w:hAnsi="Arial"/>
-                <w:rtl w:val="0"/>
-              </w:rPr>
-              <w:t xml:space="preserve">As a freelancer, I can update my profile and portfolio.</w:t>
-            </w:r>
-          </w:p>
-        </w:tc>
-        <w:tc>
-          <w:tcPr/>
-          <w:p>
-            <w:pPr>
-              <w:spacing w:after="160" w:line="259" w:lineRule="auto"/>
-              <w:rPr>
-                <w:rFonts w:ascii="Arial" w:cs="Arial" w:eastAsia="Arial" w:hAnsi="Arial"/>
-              </w:rPr>
-            </w:pPr>
-            <w:r>
-              <w:rPr>
-                <w:rFonts w:ascii="Arial" w:cs="Arial" w:eastAsia="Arial" w:hAnsi="Arial"/>
-                <w:rtl w:val="0"/>
-              </w:rPr>
-              <w:t xml:space="preserve">Changes are saved successfully.</w:t>
+              <w:t xml:space="preserve">Moviegoer</w:t>
+            </w:r>
+            <w:r>
+              <w:rPr>
+                <w:rtl w:val="0"/>
+              </w:rPr>
+            </w:r>
+          </w:p>
+        </w:tc>
+        <w:tc>
+          <w:tcPr/>
+          <w:p>
+            <w:pPr>
+              <w:spacing w:after="160" w:line="259" w:lineRule="auto"/>
+              <w:rPr>
+                <w:rFonts w:ascii="Arial" w:cs="Arial" w:eastAsia="Arial" w:hAnsi="Arial"/>
+              </w:rPr>
+            </w:pPr>
+            <w:r>
+              <w:rPr>
+                <w:rFonts w:ascii="Arial" w:cs="Arial" w:eastAsia="Arial" w:hAnsi="Arial"/>
+                <w:rtl w:val="0"/>
+              </w:rPr>
+              <w:t xml:space="preserve">Ticket Reservation</w:t>
+            </w:r>
+          </w:p>
+        </w:tc>
+        <w:tc>
+          <w:tcPr/>
+          <w:p>
+            <w:pPr>
+              <w:spacing w:after="160" w:line="259" w:lineRule="auto"/>
+              <w:rPr>
+                <w:rFonts w:ascii="Arial" w:cs="Arial" w:eastAsia="Arial" w:hAnsi="Arial"/>
+              </w:rPr>
+            </w:pPr>
+            <w:r>
+              <w:rPr>
+                <w:rFonts w:ascii="Arial" w:cs="Arial" w:eastAsia="Arial" w:hAnsi="Arial"/>
+                <w:rtl w:val="0"/>
+              </w:rPr>
+              <w:t xml:space="preserve">As a user, I can confirm booking and view my digital tickets.</w:t>
+            </w:r>
+          </w:p>
+        </w:tc>
+        <w:tc>
+          <w:tcPr/>
+          <w:p>
+            <w:pPr>
+              <w:spacing w:after="160" w:line="259" w:lineRule="auto"/>
+              <w:rPr>
+                <w:rFonts w:ascii="Arial" w:cs="Arial" w:eastAsia="Arial" w:hAnsi="Arial"/>
+              </w:rPr>
+            </w:pPr>
+            <w:r>
+              <w:rPr>
+                <w:rFonts w:ascii="Arial" w:cs="Arial" w:eastAsia="Arial" w:hAnsi="Arial"/>
+                <w:rtl w:val="0"/>
+              </w:rPr>
+              <w:t xml:space="preserve">Booking confirmation with seat IDs and QR reference is generated.</w:t>
             </w:r>
           </w:p>
         </w:tc>
@@ -1801,61 +1813,61 @@
                 <w:bCs w:val="1"/>
                 <w:rtl w:val="0"/>
               </w:rPr>
-              <w:t xml:space="preserve">Client</w:t>
-            </w:r>
-          </w:p>
-        </w:tc>
-        <w:tc>
-          <w:tcPr/>
-          <w:p>
-            <w:pPr>
-              <w:spacing w:after="160" w:line="259" w:lineRule="auto"/>
-              <w:rPr>
-                <w:rFonts w:ascii="Arial" w:cs="Arial" w:eastAsia="Arial" w:hAnsi="Arial"/>
-              </w:rPr>
-            </w:pPr>
-            <w:r>
-              <w:rPr>
-                <w:rFonts w:ascii="Arial" w:cs="Arial" w:eastAsia="Arial" w:hAnsi="Arial"/>
-                <w:rtl w:val="0"/>
-              </w:rPr>
-              <w:t xml:space="preserve">Payment Processing</w:t>
-            </w:r>
-          </w:p>
-        </w:tc>
-        <w:tc>
-          <w:tcPr/>
-          <w:p>
-            <w:pPr>
-              <w:spacing w:after="160" w:line="259" w:lineRule="auto"/>
-              <w:rPr>
-                <w:rFonts w:ascii="Arial" w:cs="Arial" w:eastAsia="Arial" w:hAnsi="Arial"/>
-              </w:rPr>
-            </w:pPr>
-            <w:r>
-              <w:rPr>
-                <w:rFonts w:ascii="Arial" w:cs="Arial" w:eastAsia="Arial" w:hAnsi="Arial"/>
-                <w:rtl w:val="0"/>
-              </w:rPr>
-              <w:t xml:space="preserve">As a client, I can make secure payments after job completion.</w:t>
-            </w:r>
-          </w:p>
-        </w:tc>
-        <w:tc>
-          <w:tcPr/>
-          <w:p>
-            <w:pPr>
-              <w:spacing w:after="160" w:line="259" w:lineRule="auto"/>
-              <w:rPr>
-                <w:rFonts w:ascii="Arial" w:cs="Arial" w:eastAsia="Arial" w:hAnsi="Arial"/>
-              </w:rPr>
-            </w:pPr>
-            <w:r>
-              <w:rPr>
-                <w:rFonts w:ascii="Arial" w:cs="Arial" w:eastAsia="Arial" w:hAnsi="Arial"/>
-                <w:rtl w:val="0"/>
-              </w:rPr>
-              <w:t xml:space="preserve">Payment recorded and shown in transaction history.</w:t>
+              <w:t xml:space="preserve">Cinema Admin</w:t>
+            </w:r>
+          </w:p>
+        </w:tc>
+        <w:tc>
+          <w:tcPr/>
+          <w:p>
+            <w:pPr>
+              <w:spacing w:after="160" w:line="259" w:lineRule="auto"/>
+              <w:rPr>
+                <w:rFonts w:ascii="Arial" w:cs="Arial" w:eastAsia="Arial" w:hAnsi="Arial"/>
+              </w:rPr>
+            </w:pPr>
+            <w:r>
+              <w:rPr>
+                <w:rFonts w:ascii="Arial" w:cs="Arial" w:eastAsia="Arial" w:hAnsi="Arial"/>
+                <w:rtl w:val="0"/>
+              </w:rPr>
+              <w:t xml:space="preserve">Admin Showtime Management</w:t>
+            </w:r>
+          </w:p>
+        </w:tc>
+        <w:tc>
+          <w:tcPr/>
+          <w:p>
+            <w:pPr>
+              <w:spacing w:after="160" w:line="259" w:lineRule="auto"/>
+              <w:rPr>
+                <w:rFonts w:ascii="Arial" w:cs="Arial" w:eastAsia="Arial" w:hAnsi="Arial"/>
+              </w:rPr>
+            </w:pPr>
+            <w:r>
+              <w:rPr>
+                <w:rFonts w:ascii="Arial" w:cs="Arial" w:eastAsia="Arial" w:hAnsi="Arial"/>
+                <w:rtl w:val="0"/>
+              </w:rPr>
+              <w:t xml:space="preserve">As an admin, I can create and schedule cinema showtimes across screens.</w:t>
+            </w:r>
+          </w:p>
+        </w:tc>
+        <w:tc>
+          <w:tcPr/>
+          <w:p>
+            <w:pPr>
+              <w:spacing w:after="160" w:line="259" w:lineRule="auto"/>
+              <w:rPr>
+                <w:rFonts w:ascii="Arial" w:cs="Arial" w:eastAsia="Arial" w:hAnsi="Arial"/>
+              </w:rPr>
+            </w:pPr>
+            <w:r>
+              <w:rPr>
+                <w:rFonts w:ascii="Arial" w:cs="Arial" w:eastAsia="Arial" w:hAnsi="Arial"/>
+                <w:rtl w:val="0"/>
+              </w:rPr>
+              <w:t xml:space="preserve">New showtime is published and immediately available for booking.</w:t>
             </w:r>
           </w:p>
         </w:tc>
@@ -2069,7 +2081,7 @@
                       <w:rFonts w:ascii="Arial" w:cs="Arial" w:eastAsia="Arial" w:hAnsi="Arial"/>
                       <w:rtl w:val="0"/>
                     </w:rPr>
-                    <w:t xml:space="preserve">Review System</w:t>
+                    <w:t xml:space="preserve">Cinema Venue Management</w:t>
                   </w:r>
                 </w:p>
               </w:tc>
@@ -2103,25 +2115,25 @@
                 <w:rFonts w:ascii="Arial" w:cs="Arial" w:eastAsia="Arial" w:hAnsi="Arial"/>
                 <w:rtl w:val="0"/>
               </w:rPr>
-              <w:t xml:space="preserve">As a user, I can leave a review after project closure.</w:t>
-            </w:r>
-          </w:p>
-        </w:tc>
-        <w:tc>
-          <w:tcPr/>
-          <w:p>
-            <w:pPr>
-              <w:spacing w:after="160" w:line="259" w:lineRule="auto"/>
-              <w:rPr>
-                <w:rFonts w:ascii="Arial" w:cs="Arial" w:eastAsia="Arial" w:hAnsi="Arial"/>
-              </w:rPr>
-            </w:pPr>
-            <w:r>
-              <w:rPr>
-                <w:rFonts w:ascii="Arial" w:cs="Arial" w:eastAsia="Arial" w:hAnsi="Arial"/>
-                <w:rtl w:val="0"/>
-              </w:rPr>
-              <w:t xml:space="preserve">Review appears on profile.</w:t>
+              <w:t xml:space="preserve">As an admin, I can configure theater screens and seating layouts.</w:t>
+            </w:r>
+          </w:p>
+        </w:tc>
+        <w:tc>
+          <w:tcPr/>
+          <w:p>
+            <w:pPr>
+              <w:spacing w:after="160" w:line="259" w:lineRule="auto"/>
+              <w:rPr>
+                <w:rFonts w:ascii="Arial" w:cs="Arial" w:eastAsia="Arial" w:hAnsi="Arial"/>
+              </w:rPr>
+            </w:pPr>
+            <w:r>
+              <w:rPr>
+                <w:rFonts w:ascii="Arial" w:cs="Arial" w:eastAsia="Arial" w:hAnsi="Arial"/>
+                <w:rtl w:val="0"/>
+              </w:rPr>
+              <w:t xml:space="preserve">Seating matrices reflect accurate capacity per auditorium.</w:t>
             </w:r>
           </w:p>
         </w:tc>
@@ -2206,43 +2218,43 @@
                 <w:rFonts w:ascii="Arial" w:cs="Arial" w:eastAsia="Arial" w:hAnsi="Arial"/>
                 <w:rtl w:val="0"/>
               </w:rPr>
-              <w:t xml:space="preserve">User Moderation</w:t>
-            </w:r>
-          </w:p>
-        </w:tc>
-        <w:tc>
-          <w:tcPr/>
-          <w:p>
-            <w:pPr>
-              <w:spacing w:after="160" w:line="259" w:lineRule="auto"/>
-              <w:rPr>
-                <w:rFonts w:ascii="Arial" w:cs="Arial" w:eastAsia="Arial" w:hAnsi="Arial"/>
-              </w:rPr>
-            </w:pPr>
-            <w:r>
-              <w:rPr>
-                <w:rFonts w:ascii="Arial" w:cs="Arial" w:eastAsia="Arial" w:hAnsi="Arial"/>
-                <w:rtl w:val="0"/>
-              </w:rPr>
-              <w:t xml:space="preserve">As an admin, I can review reported users and take action.</w:t>
-            </w:r>
-          </w:p>
-        </w:tc>
-        <w:tc>
-          <w:tcPr/>
-          <w:p>
-            <w:pPr>
-              <w:spacing w:after="160" w:line="259" w:lineRule="auto"/>
-              <w:rPr>
-                <w:rFonts w:ascii="Arial" w:cs="Arial" w:eastAsia="Arial" w:hAnsi="Arial"/>
-              </w:rPr>
-            </w:pPr>
-            <w:r>
-              <w:rPr>
-                <w:rFonts w:ascii="Arial" w:cs="Arial" w:eastAsia="Arial" w:hAnsi="Arial"/>
-                <w:rtl w:val="0"/>
-              </w:rPr>
-              <w:t xml:space="preserve">Reports and actions logged.</w:t>
+              <w:t xml:space="preserve">Booking Auditing</w:t>
+            </w:r>
+          </w:p>
+        </w:tc>
+        <w:tc>
+          <w:tcPr/>
+          <w:p>
+            <w:pPr>
+              <w:spacing w:after="160" w:line="259" w:lineRule="auto"/>
+              <w:rPr>
+                <w:rFonts w:ascii="Arial" w:cs="Arial" w:eastAsia="Arial" w:hAnsi="Arial"/>
+              </w:rPr>
+            </w:pPr>
+            <w:r>
+              <w:rPr>
+                <w:rFonts w:ascii="Arial" w:cs="Arial" w:eastAsia="Arial" w:hAnsi="Arial"/>
+                <w:rtl w:val="0"/>
+              </w:rPr>
+              <w:t xml:space="preserve">As an admin, I can audit live seat reservations and ticket sales.</w:t>
+            </w:r>
+          </w:p>
+        </w:tc>
+        <w:tc>
+          <w:tcPr/>
+          <w:p>
+            <w:pPr>
+              <w:spacing w:after="160" w:line="259" w:lineRule="auto"/>
+              <w:rPr>
+                <w:rFonts w:ascii="Arial" w:cs="Arial" w:eastAsia="Arial" w:hAnsi="Arial"/>
+              </w:rPr>
+            </w:pPr>
+            <w:r>
+              <w:rPr>
+                <w:rFonts w:ascii="Arial" w:cs="Arial" w:eastAsia="Arial" w:hAnsi="Arial"/>
+                <w:rtl w:val="0"/>
+              </w:rPr>
+              <w:t xml:space="preserve">Real-time occupancy metrics are displayed in the admin dashboard.</w:t>
             </w:r>
           </w:p>
         </w:tc>
